--- a/report/231A011195_LeHuuLy_Detai49_TieuLuan_CuoiKy.docx
+++ b/report/231A011195_LeHuuLy_Detai49_TieuLuan_CuoiKy.docx
@@ -41,8 +41,6 @@
                 <w:szCs w:val="24"/>
               </w:rPr>
             </w:pPr>
-            <w:bookmarkStart w:id="0" w:name="_GoBack"/>
-            <w:bookmarkEnd w:id="0"/>
             <w:r>
               <w:rPr>
                 <w:rFonts w:ascii="Times New Roman" w:eastAsia="Times New Roman" w:hAnsi="Times New Roman" w:cs="Times New Roman"/>
@@ -354,6 +352,8 @@
                 <w:szCs w:val="30"/>
               </w:rPr>
             </w:pPr>
+            <w:bookmarkStart w:id="0" w:name="_GoBack"/>
+            <w:bookmarkEnd w:id="0"/>
           </w:p>
           <w:p>
             <w:pPr>
@@ -20289,7 +20289,7 @@
         <w:t>https://github.com/huuly721-design/mqtt-defense-lab</w:t>
       </w:r>
       <w:r>
-        <w:t>. Truy cập ngày 02/08/2026. Dùng cho Mục Thành phần sản phẩm và Cấu trúc kho lưu trữ đồ án.</w:t>
+        <w:t xml:space="preserve"> Truy cập ngày 02/08/2026. Dùng cho Mục Thành phần sản phẩm và Cấu trúc kho lưu trữ đồ án.</w:t>
       </w:r>
     </w:p>
     <w:p>
@@ -20546,7 +20546,7 @@
         <w:t>│   ├──</w:t>
       </w:r>
       <w:r>
-        <w:t>231A011195_LeHuuLy_DeTai49_TieuLuan_CuoiKy</w:t>
+        <w:t>231A011195_LeHuuLy_49_BaoCao</w:t>
       </w:r>
       <w:r>
         <w:t>.docx</w:t>
@@ -20558,13 +20558,7 @@
         <w:spacing w:before="100" w:beforeAutospacing="1" w:after="100" w:afterAutospacing="1" w:line="25" w:lineRule="atLeast"/>
       </w:pPr>
       <w:r>
-        <w:t xml:space="preserve">│  </w:t>
-      </w:r>
-      <w:r>
-        <w:t xml:space="preserve"> ├──231A011195_LeHuuLy_DeTai49_TieuLuan_CuoiKy</w:t>
-      </w:r>
-      <w:r>
-        <w:t>.pdf</w:t>
+        <w:t>│   ├──231A011195_LeHuuLy_49_BaoCao.pdf</w:t>
       </w:r>
     </w:p>
     <w:p>
@@ -24513,7 +24507,7 @@
           <w:rPr>
             <w:noProof/>
           </w:rPr>
-          <w:t>14</w:t>
+          <w:t>30</w:t>
         </w:r>
         <w:r>
           <w:rPr>
@@ -29713,8 +29707,8 @@
       <w:u w:val="single"/>
     </w:rPr>
   </w:style>
-  <w:style w:type="character" w:customStyle="1" w:styleId="UnresolvedMention">
-    <w:name w:val="Unresolved Mention"/>
+  <w:style w:type="character" w:customStyle="1" w:styleId="UnresolvedMention1">
+    <w:name w:val="Unresolved Mention1"/>
     <w:basedOn w:val="DefaultParagraphFont"/>
     <w:uiPriority w:val="99"/>
     <w:semiHidden/>
@@ -30184,7 +30178,7 @@
 </file>
 
 <file path=customXml/itemProps1.xml><?xml version="1.0" encoding="utf-8"?>
-<ds:datastoreItem xmlns:ds="http://schemas.openxmlformats.org/officeDocument/2006/customXml" ds:itemID="{78C04B50-CE52-48DB-BC8B-6E6123F2E37C}">
+<ds:datastoreItem xmlns:ds="http://schemas.openxmlformats.org/officeDocument/2006/customXml" ds:itemID="{4DD52EDA-F21F-4649-9450-09BFD61CAA7D}">
   <ds:schemaRefs>
     <ds:schemaRef ds:uri="http://schemas.openxmlformats.org/officeDocument/2006/bibliography"/>
   </ds:schemaRefs>
